--- a/docx/ShadiSeatMaxxing_Project_Proposal.docx
+++ b/docx/ShadiSeatMaxxing_Project_Proposal.docx
@@ -164,43 +164,7 @@
           <w:color w:val="444444"/>
           <w:sz w:val="17"/>
         </w:rPr>
-        <w:t xml:space="preserve">FAST School of </w:t>
-      </w:r>
-      <w:proofErr w:type="gramStart"/>
-      <w:r>
-        <w:rPr>
-          <w:rFonts w:ascii="Times New Roman" w:eastAsia="Times New Roman" w:hAnsi="Times New Roman" w:cs="Times New Roman"/>
-          <w:color w:val="444444"/>
-          <w:sz w:val="17"/>
-        </w:rPr>
-        <w:t>Computing  ·</w:t>
-      </w:r>
-      <w:proofErr w:type="gramEnd"/>
-      <w:r>
-        <w:rPr>
-          <w:rFonts w:ascii="Times New Roman" w:eastAsia="Times New Roman" w:hAnsi="Times New Roman" w:cs="Times New Roman"/>
-          <w:color w:val="444444"/>
-          <w:sz w:val="17"/>
-        </w:rPr>
-        <w:t xml:space="preserve">  Karachi </w:t>
-      </w:r>
-      <w:proofErr w:type="gramStart"/>
-      <w:r>
-        <w:rPr>
-          <w:rFonts w:ascii="Times New Roman" w:eastAsia="Times New Roman" w:hAnsi="Times New Roman" w:cs="Times New Roman"/>
-          <w:color w:val="444444"/>
-          <w:sz w:val="17"/>
-        </w:rPr>
-        <w:t>Campus  ·</w:t>
-      </w:r>
-      <w:proofErr w:type="gramEnd"/>
-      <w:r>
-        <w:rPr>
-          <w:rFonts w:ascii="Times New Roman" w:eastAsia="Times New Roman" w:hAnsi="Times New Roman" w:cs="Times New Roman"/>
-          <w:color w:val="444444"/>
-          <w:sz w:val="17"/>
-        </w:rPr>
-        <w:t xml:space="preserve">  Department of Software Engineering</w:t>
+        <w:t>FAST School of Computing  ·  Karachi Campus  ·  Department of Software Engineering</w:t>
       </w:r>
       <w:r>
         <w:rPr>
@@ -224,47 +188,7 @@
           <w:color w:val="444444"/>
           <w:sz w:val="18"/>
         </w:rPr>
-        <w:t>AL-</w:t>
-      </w:r>
-      <w:proofErr w:type="gramStart"/>
-      <w:r>
-        <w:rPr>
-          <w:rFonts w:ascii="Times New Roman" w:eastAsia="Times New Roman" w:hAnsi="Times New Roman" w:cs="Times New Roman"/>
-          <w:i/>
-          <w:color w:val="444444"/>
-          <w:sz w:val="18"/>
-        </w:rPr>
-        <w:t>2002  Artificial</w:t>
-      </w:r>
-      <w:proofErr w:type="gramEnd"/>
-      <w:r>
-        <w:rPr>
-          <w:rFonts w:ascii="Times New Roman" w:eastAsia="Times New Roman" w:hAnsi="Times New Roman" w:cs="Times New Roman"/>
-          <w:i/>
-          <w:color w:val="444444"/>
-          <w:sz w:val="18"/>
-        </w:rPr>
-        <w:t xml:space="preserve"> Intelligence (</w:t>
-      </w:r>
-      <w:proofErr w:type="gramStart"/>
-      <w:r>
-        <w:rPr>
-          <w:rFonts w:ascii="Times New Roman" w:eastAsia="Times New Roman" w:hAnsi="Times New Roman" w:cs="Times New Roman"/>
-          <w:i/>
-          <w:color w:val="444444"/>
-          <w:sz w:val="18"/>
-        </w:rPr>
-        <w:t>Laboratory)  ·</w:t>
-      </w:r>
-      <w:proofErr w:type="gramEnd"/>
-      <w:r>
-        <w:rPr>
-          <w:rFonts w:ascii="Times New Roman" w:eastAsia="Times New Roman" w:hAnsi="Times New Roman" w:cs="Times New Roman"/>
-          <w:i/>
-          <w:color w:val="444444"/>
-          <w:sz w:val="18"/>
-        </w:rPr>
-        <w:t xml:space="preserve">  Fall 2026</w:t>
+        <w:t>AL-2002  Artificial Intelligence (Laboratory)  ·  Fall 2026</w:t>
       </w:r>
       <w:r>
         <w:rPr>
@@ -331,27 +255,7 @@
           <w:color w:val="555555"/>
           <w:sz w:val="20"/>
         </w:rPr>
-        <w:t xml:space="preserve">Semester Lab </w:t>
-      </w:r>
-      <w:proofErr w:type="gramStart"/>
-      <w:r>
-        <w:rPr>
-          <w:rFonts w:ascii="Times New Roman" w:eastAsia="Times New Roman" w:hAnsi="Times New Roman" w:cs="Times New Roman"/>
-          <w:i/>
-          <w:color w:val="555555"/>
-          <w:sz w:val="20"/>
-        </w:rPr>
-        <w:t>Project  ·</w:t>
-      </w:r>
-      <w:proofErr w:type="gramEnd"/>
-      <w:r>
-        <w:rPr>
-          <w:rFonts w:ascii="Times New Roman" w:eastAsia="Times New Roman" w:hAnsi="Times New Roman" w:cs="Times New Roman"/>
-          <w:i/>
-          <w:color w:val="555555"/>
-          <w:sz w:val="20"/>
-        </w:rPr>
-        <w:t xml:space="preserve">  Weightage 1 mark</w:t>
+        <w:t>Semester Lab Project  ·  Weightage 1 mark</w:t>
       </w:r>
       <w:r>
         <w:rPr>
@@ -382,7 +286,6 @@
         <w:tblCellMar>
           <w:top w:w="78" w:type="dxa"/>
           <w:left w:w="109" w:type="dxa"/>
-          <w:bottom w:w="0" w:type="dxa"/>
           <w:right w:w="115" w:type="dxa"/>
         </w:tblCellMar>
         <w:tblLook w:val="04A0" w:firstRow="1" w:lastRow="0" w:firstColumn="1" w:lastColumn="0" w:noHBand="0" w:noVBand="1"/>
@@ -410,33 +313,29 @@
             <w:shd w:val="clear" w:color="auto" w:fill="1F3864"/>
           </w:tcPr>
           <w:p>
+            <w:r>
+              <w:rPr>
+                <w:rFonts w:ascii="Times New Roman" w:eastAsia="Times New Roman" w:hAnsi="Times New Roman" w:cs="Times New Roman"/>
+                <w:color w:val="1A1A1A"/>
+                <w:sz w:val="20"/>
+              </w:rPr>
+              <w:t xml:space="preserve"> </w:t>
+            </w:r>
+          </w:p>
+        </w:tc>
+        <w:tc>
+          <w:tcPr>
+            <w:tcW w:w="3102" w:type="dxa"/>
+            <w:tcBorders>
+              <w:top w:val="single" w:sz="4" w:space="0" w:color="2E4A7D"/>
+              <w:left w:val="single" w:sz="2" w:space="0" w:color="AAB6D0"/>
+              <w:bottom w:val="single" w:sz="2" w:space="0" w:color="AAB6D0"/>
+              <w:right w:val="single" w:sz="2" w:space="0" w:color="AAB6D0"/>
+            </w:tcBorders>
+            <w:shd w:val="clear" w:color="auto" w:fill="1F3864"/>
+          </w:tcPr>
+          <w:p>
             <w:pPr>
-              <w:spacing w:after="0"/>
-            </w:pPr>
-            <w:r>
-              <w:rPr>
-                <w:rFonts w:ascii="Times New Roman" w:eastAsia="Times New Roman" w:hAnsi="Times New Roman" w:cs="Times New Roman"/>
-                <w:color w:val="1A1A1A"/>
-                <w:sz w:val="20"/>
-              </w:rPr>
-              <w:t xml:space="preserve"> </w:t>
-            </w:r>
-          </w:p>
-        </w:tc>
-        <w:tc>
-          <w:tcPr>
-            <w:tcW w:w="3102" w:type="dxa"/>
-            <w:tcBorders>
-              <w:top w:val="single" w:sz="4" w:space="0" w:color="2E4A7D"/>
-              <w:left w:val="single" w:sz="2" w:space="0" w:color="AAB6D0"/>
-              <w:bottom w:val="single" w:sz="2" w:space="0" w:color="AAB6D0"/>
-              <w:right w:val="single" w:sz="2" w:space="0" w:color="AAB6D0"/>
-            </w:tcBorders>
-            <w:shd w:val="clear" w:color="auto" w:fill="1F3864"/>
-          </w:tcPr>
-          <w:p>
-            <w:pPr>
-              <w:spacing w:after="0"/>
               <w:ind w:left="4"/>
             </w:pPr>
             <w:r>
@@ -471,7 +370,6 @@
           </w:tcPr>
           <w:p>
             <w:pPr>
-              <w:spacing w:after="0"/>
               <w:ind w:left="4"/>
             </w:pPr>
             <w:r>
@@ -506,7 +404,6 @@
           </w:tcPr>
           <w:p>
             <w:pPr>
-              <w:spacing w:after="0"/>
               <w:ind w:left="4"/>
             </w:pPr>
             <w:r>
@@ -541,7 +438,6 @@
           </w:tcPr>
           <w:p>
             <w:pPr>
-              <w:spacing w:after="0"/>
               <w:ind w:left="4"/>
             </w:pPr>
             <w:r>
@@ -580,42 +476,38 @@
             <w:vAlign w:val="center"/>
           </w:tcPr>
           <w:p>
+            <w:r>
+              <w:rPr>
+                <w:rFonts w:ascii="Times New Roman" w:eastAsia="Times New Roman" w:hAnsi="Times New Roman" w:cs="Times New Roman"/>
+                <w:b/>
+                <w:color w:val="1A1A1A"/>
+                <w:sz w:val="19"/>
+              </w:rPr>
+              <w:t>Leader</w:t>
+            </w:r>
+            <w:r>
+              <w:rPr>
+                <w:rFonts w:ascii="Times New Roman" w:eastAsia="Times New Roman" w:hAnsi="Times New Roman" w:cs="Times New Roman"/>
+                <w:color w:val="1A1A1A"/>
+                <w:sz w:val="20"/>
+              </w:rPr>
+              <w:t xml:space="preserve"> </w:t>
+            </w:r>
+          </w:p>
+        </w:tc>
+        <w:tc>
+          <w:tcPr>
+            <w:tcW w:w="3102" w:type="dxa"/>
+            <w:tcBorders>
+              <w:top w:val="single" w:sz="2" w:space="0" w:color="AAB6D0"/>
+              <w:left w:val="single" w:sz="2" w:space="0" w:color="AAB6D0"/>
+              <w:bottom w:val="single" w:sz="2" w:space="0" w:color="AAB6D0"/>
+              <w:right w:val="single" w:sz="2" w:space="0" w:color="AAB6D0"/>
+            </w:tcBorders>
+            <w:vAlign w:val="center"/>
+          </w:tcPr>
+          <w:p>
             <w:pPr>
-              <w:spacing w:after="0"/>
-            </w:pPr>
-            <w:r>
-              <w:rPr>
-                <w:rFonts w:ascii="Times New Roman" w:eastAsia="Times New Roman" w:hAnsi="Times New Roman" w:cs="Times New Roman"/>
-                <w:b/>
-                <w:color w:val="1A1A1A"/>
-                <w:sz w:val="19"/>
-              </w:rPr>
-              <w:t>Leader</w:t>
-            </w:r>
-            <w:r>
-              <w:rPr>
-                <w:rFonts w:ascii="Times New Roman" w:eastAsia="Times New Roman" w:hAnsi="Times New Roman" w:cs="Times New Roman"/>
-                <w:color w:val="1A1A1A"/>
-                <w:sz w:val="20"/>
-              </w:rPr>
-              <w:t xml:space="preserve"> </w:t>
-            </w:r>
-          </w:p>
-        </w:tc>
-        <w:tc>
-          <w:tcPr>
-            <w:tcW w:w="3102" w:type="dxa"/>
-            <w:tcBorders>
-              <w:top w:val="single" w:sz="2" w:space="0" w:color="AAB6D0"/>
-              <w:left w:val="single" w:sz="2" w:space="0" w:color="AAB6D0"/>
-              <w:bottom w:val="single" w:sz="2" w:space="0" w:color="AAB6D0"/>
-              <w:right w:val="single" w:sz="2" w:space="0" w:color="AAB6D0"/>
-            </w:tcBorders>
-            <w:vAlign w:val="center"/>
-          </w:tcPr>
-          <w:p>
-            <w:pPr>
-              <w:spacing w:after="0"/>
               <w:ind w:left="4"/>
             </w:pPr>
             <w:r>
@@ -649,7 +541,6 @@
           </w:tcPr>
           <w:p>
             <w:pPr>
-              <w:spacing w:after="0"/>
               <w:ind w:left="4"/>
             </w:pPr>
             <w:r>
@@ -675,7 +566,6 @@
           </w:tcPr>
           <w:p>
             <w:pPr>
-              <w:spacing w:after="0"/>
               <w:ind w:left="4"/>
             </w:pPr>
             <w:r>
@@ -701,7 +591,6 @@
           </w:tcPr>
           <w:p>
             <w:pPr>
-              <w:spacing w:after="0"/>
               <w:ind w:left="4"/>
               <w:jc w:val="both"/>
             </w:pPr>
@@ -727,41 +616,37 @@
             <w:vAlign w:val="center"/>
           </w:tcPr>
           <w:p>
+            <w:r>
+              <w:rPr>
+                <w:rFonts w:ascii="Times New Roman" w:eastAsia="Times New Roman" w:hAnsi="Times New Roman" w:cs="Times New Roman"/>
+                <w:color w:val="1A1A1A"/>
+                <w:sz w:val="19"/>
+              </w:rPr>
+              <w:t>Member 2</w:t>
+            </w:r>
+            <w:r>
+              <w:rPr>
+                <w:rFonts w:ascii="Times New Roman" w:eastAsia="Times New Roman" w:hAnsi="Times New Roman" w:cs="Times New Roman"/>
+                <w:color w:val="1A1A1A"/>
+                <w:sz w:val="20"/>
+              </w:rPr>
+              <w:t xml:space="preserve"> </w:t>
+            </w:r>
+          </w:p>
+        </w:tc>
+        <w:tc>
+          <w:tcPr>
+            <w:tcW w:w="3102" w:type="dxa"/>
+            <w:tcBorders>
+              <w:top w:val="single" w:sz="2" w:space="0" w:color="AAB6D0"/>
+              <w:left w:val="single" w:sz="2" w:space="0" w:color="AAB6D0"/>
+              <w:bottom w:val="single" w:sz="2" w:space="0" w:color="AAB6D0"/>
+              <w:right w:val="single" w:sz="2" w:space="0" w:color="AAB6D0"/>
+            </w:tcBorders>
+            <w:vAlign w:val="center"/>
+          </w:tcPr>
+          <w:p>
             <w:pPr>
-              <w:spacing w:after="0"/>
-            </w:pPr>
-            <w:r>
-              <w:rPr>
-                <w:rFonts w:ascii="Times New Roman" w:eastAsia="Times New Roman" w:hAnsi="Times New Roman" w:cs="Times New Roman"/>
-                <w:color w:val="1A1A1A"/>
-                <w:sz w:val="19"/>
-              </w:rPr>
-              <w:t>Member 2</w:t>
-            </w:r>
-            <w:r>
-              <w:rPr>
-                <w:rFonts w:ascii="Times New Roman" w:eastAsia="Times New Roman" w:hAnsi="Times New Roman" w:cs="Times New Roman"/>
-                <w:color w:val="1A1A1A"/>
-                <w:sz w:val="20"/>
-              </w:rPr>
-              <w:t xml:space="preserve"> </w:t>
-            </w:r>
-          </w:p>
-        </w:tc>
-        <w:tc>
-          <w:tcPr>
-            <w:tcW w:w="3102" w:type="dxa"/>
-            <w:tcBorders>
-              <w:top w:val="single" w:sz="2" w:space="0" w:color="AAB6D0"/>
-              <w:left w:val="single" w:sz="2" w:space="0" w:color="AAB6D0"/>
-              <w:bottom w:val="single" w:sz="2" w:space="0" w:color="AAB6D0"/>
-              <w:right w:val="single" w:sz="2" w:space="0" w:color="AAB6D0"/>
-            </w:tcBorders>
-            <w:vAlign w:val="center"/>
-          </w:tcPr>
-          <w:p>
-            <w:pPr>
-              <w:spacing w:after="0"/>
               <w:ind w:left="4"/>
             </w:pPr>
             <w:r>
@@ -795,7 +680,6 @@
           </w:tcPr>
           <w:p>
             <w:pPr>
-              <w:spacing w:after="0"/>
               <w:ind w:left="4"/>
             </w:pPr>
             <w:r>
@@ -821,7 +705,6 @@
           </w:tcPr>
           <w:p>
             <w:pPr>
-              <w:spacing w:after="0"/>
               <w:ind w:left="4"/>
             </w:pPr>
             <w:r>
@@ -847,7 +730,6 @@
           </w:tcPr>
           <w:p>
             <w:pPr>
-              <w:spacing w:after="0"/>
               <w:ind w:left="4"/>
             </w:pPr>
             <w:r>
@@ -886,7 +768,6 @@
           </w:tcPr>
           <w:p>
             <w:pPr>
-              <w:spacing w:after="0"/>
               <w:rPr>
                 <w:rFonts w:ascii="Times New Roman" w:eastAsia="Times New Roman" w:hAnsi="Times New Roman" w:cs="Times New Roman"/>
                 <w:color w:val="1A1A1A"/>
@@ -916,7 +797,6 @@
           </w:tcPr>
           <w:p>
             <w:pPr>
-              <w:spacing w:after="0"/>
               <w:rPr>
                 <w:rFonts w:ascii="Times New Roman" w:eastAsia="Times New Roman" w:hAnsi="Times New Roman" w:cs="Times New Roman"/>
                 <w:color w:val="1A1A1A"/>
@@ -946,7 +826,6 @@
           </w:tcPr>
           <w:p>
             <w:pPr>
-              <w:spacing w:after="0"/>
               <w:ind w:left="4"/>
               <w:rPr>
                 <w:rFonts w:ascii="Times New Roman" w:eastAsia="Times New Roman" w:hAnsi="Times New Roman" w:cs="Times New Roman"/>
@@ -977,7 +856,6 @@
           </w:tcPr>
           <w:p>
             <w:pPr>
-              <w:spacing w:after="0"/>
               <w:ind w:left="4"/>
               <w:rPr>
                 <w:rFonts w:ascii="Times New Roman" w:eastAsia="Times New Roman" w:hAnsi="Times New Roman" w:cs="Times New Roman"/>
@@ -1008,7 +886,6 @@
           </w:tcPr>
           <w:p>
             <w:pPr>
-              <w:spacing w:after="0"/>
               <w:ind w:left="4"/>
               <w:rPr>
                 <w:rFonts w:ascii="Times New Roman" w:eastAsia="Times New Roman" w:hAnsi="Times New Roman" w:cs="Times New Roman"/>
@@ -1047,9 +924,7 @@
         <w:tblW w:w="9747" w:type="dxa"/>
         <w:tblInd w:w="6" w:type="dxa"/>
         <w:tblCellMar>
-          <w:top w:w="0" w:type="dxa"/>
           <w:left w:w="109" w:type="dxa"/>
-          <w:bottom w:w="0" w:type="dxa"/>
           <w:right w:w="115" w:type="dxa"/>
         </w:tblCellMar>
         <w:tblLook w:val="04A0" w:firstRow="1" w:lastRow="0" w:firstColumn="1" w:lastColumn="0" w:noHBand="0" w:noVBand="1"/>
@@ -1075,9 +950,6 @@
             <w:vAlign w:val="center"/>
           </w:tcPr>
           <w:p>
-            <w:pPr>
-              <w:spacing w:after="0"/>
-            </w:pPr>
             <w:r>
               <w:rPr>
                 <w:rFonts w:ascii="Times New Roman" w:eastAsia="Times New Roman" w:hAnsi="Times New Roman" w:cs="Times New Roman"/>
@@ -1136,9 +1008,6 @@
             <w:vAlign w:val="center"/>
           </w:tcPr>
           <w:p>
-            <w:pPr>
-              <w:spacing w:after="0"/>
-            </w:pPr>
             <w:r>
               <w:rPr>
                 <w:rFonts w:ascii="Times New Roman" w:eastAsia="Times New Roman" w:hAnsi="Times New Roman" w:cs="Times New Roman"/>
@@ -1197,9 +1066,6 @@
             <w:vAlign w:val="center"/>
           </w:tcPr>
           <w:p>
-            <w:pPr>
-              <w:spacing w:after="0"/>
-            </w:pPr>
             <w:r>
               <w:rPr>
                 <w:rFonts w:ascii="Times New Roman" w:eastAsia="Times New Roman" w:hAnsi="Times New Roman" w:cs="Times New Roman"/>
@@ -1258,9 +1124,6 @@
             <w:vAlign w:val="center"/>
           </w:tcPr>
           <w:p>
-            <w:pPr>
-              <w:spacing w:after="0"/>
-            </w:pPr>
             <w:r>
               <w:rPr>
                 <w:rFonts w:ascii="Times New Roman" w:eastAsia="Times New Roman" w:hAnsi="Times New Roman" w:cs="Times New Roman"/>
@@ -1297,7 +1160,7 @@
                 <w:rFonts w:ascii="Arial" w:hAnsi="Arial"/>
                 <w:sz w:val="17"/>
               </w:rPr>
-              <w:t>To be added after repository creation</w:t>
+              <w:t>https://github.com/hamzaTheZeeshan/ShadiSeatMaxxing</w:t>
             </w:r>
           </w:p>
         </w:tc>
@@ -1319,9 +1182,6 @@
             <w:vAlign w:val="center"/>
           </w:tcPr>
           <w:p>
-            <w:pPr>
-              <w:spacing w:after="0"/>
-            </w:pPr>
             <w:r>
               <w:rPr>
                 <w:rFonts w:ascii="Times New Roman" w:eastAsia="Times New Roman" w:hAnsi="Times New Roman" w:cs="Times New Roman"/>
@@ -1370,15 +1230,7 @@
         <w:ind w:left="-5"/>
       </w:pPr>
       <w:r>
-        <w:t>1</w:t>
-      </w:r>
-      <w:proofErr w:type="gramStart"/>
-      <w:r>
-        <w:t>.  Project</w:t>
-      </w:r>
-      <w:proofErr w:type="gramEnd"/>
-      <w:r>
-        <w:t xml:space="preserve"> Title and Summary </w:t>
+        <w:t xml:space="preserve">1.  Project Title and Summary </w:t>
       </w:r>
     </w:p>
     <w:p>
@@ -1508,15 +1360,8 @@
         <w:ind w:left="-5"/>
       </w:pPr>
       <w:r>
-        <w:t>2</w:t>
-      </w:r>
-      <w:proofErr w:type="gramStart"/>
-      <w:r>
-        <w:t>.  Problem</w:t>
-      </w:r>
-      <w:proofErr w:type="gramEnd"/>
-      <w:r>
-        <w:t xml:space="preserve"> Statement and Motivation </w:t>
+        <w:lastRenderedPageBreak/>
+        <w:t xml:space="preserve">2.  Problem Statement and Motivation </w:t>
       </w:r>
     </w:p>
     <w:p>
@@ -1646,15 +1491,7 @@
         <w:ind w:left="-5"/>
       </w:pPr>
       <w:r>
-        <w:t>3</w:t>
-      </w:r>
-      <w:proofErr w:type="gramStart"/>
-      <w:r>
-        <w:t>.  Problem</w:t>
-      </w:r>
-      <w:proofErr w:type="gramEnd"/>
-      <w:r>
-        <w:t xml:space="preserve"> Formulation </w:t>
+        <w:t xml:space="preserve">3.  Problem Formulation </w:t>
       </w:r>
     </w:p>
     <w:p>
@@ -1776,7 +1613,6 @@
         <w:tblCellMar>
           <w:top w:w="78" w:type="dxa"/>
           <w:left w:w="109" w:type="dxa"/>
-          <w:bottom w:w="0" w:type="dxa"/>
           <w:right w:w="115" w:type="dxa"/>
         </w:tblCellMar>
         <w:tblLook w:val="04A0" w:firstRow="1" w:lastRow="0" w:firstColumn="1" w:lastColumn="0" w:noHBand="0" w:noVBand="1"/>
@@ -1801,9 +1637,6 @@
             <w:shd w:val="clear" w:color="auto" w:fill="1F3864"/>
           </w:tcPr>
           <w:p>
-            <w:pPr>
-              <w:spacing w:after="0"/>
-            </w:pPr>
             <w:r>
               <w:rPr>
                 <w:rFonts w:ascii="Times New Roman" w:eastAsia="Times New Roman" w:hAnsi="Times New Roman" w:cs="Times New Roman"/>
@@ -1836,7 +1669,6 @@
           </w:tcPr>
           <w:p>
             <w:pPr>
-              <w:spacing w:after="0"/>
               <w:ind w:left="4"/>
             </w:pPr>
             <w:r>
@@ -1876,9 +1708,6 @@
             <w:vAlign w:val="center"/>
           </w:tcPr>
           <w:p>
-            <w:pPr>
-              <w:spacing w:after="0"/>
-            </w:pPr>
             <w:r>
               <w:rPr>
                 <w:rFonts w:ascii="Times New Roman" w:eastAsia="Times New Roman" w:hAnsi="Times New Roman" w:cs="Times New Roman"/>
@@ -1977,9 +1806,6 @@
             <w:vAlign w:val="center"/>
           </w:tcPr>
           <w:p>
-            <w:pPr>
-              <w:spacing w:after="0"/>
-            </w:pPr>
             <w:r>
               <w:rPr>
                 <w:rFonts w:ascii="Times New Roman" w:eastAsia="Times New Roman" w:hAnsi="Times New Roman" w:cs="Times New Roman"/>
@@ -2030,9 +1856,6 @@
             <w:vAlign w:val="center"/>
           </w:tcPr>
           <w:p>
-            <w:pPr>
-              <w:spacing w:after="0"/>
-            </w:pPr>
             <w:r>
               <w:rPr>
                 <w:rFonts w:ascii="Times New Roman" w:eastAsia="Times New Roman" w:hAnsi="Times New Roman" w:cs="Times New Roman"/>
@@ -2091,9 +1914,6 @@
             <w:vAlign w:val="center"/>
           </w:tcPr>
           <w:p>
-            <w:pPr>
-              <w:spacing w:after="0"/>
-            </w:pPr>
             <w:r>
               <w:rPr>
                 <w:rFonts w:ascii="Times New Roman" w:eastAsia="Times New Roman" w:hAnsi="Times New Roman" w:cs="Times New Roman"/>
@@ -2126,7 +1946,6 @@
           </w:tcPr>
           <w:p>
             <w:pPr>
-              <w:spacing w:after="0"/>
               <w:ind w:left="4"/>
             </w:pPr>
             <w:r>
@@ -2158,7 +1977,6 @@
         <w:tblCellMar>
           <w:top w:w="82" w:type="dxa"/>
           <w:left w:w="109" w:type="dxa"/>
-          <w:bottom w:w="0" w:type="dxa"/>
           <w:right w:w="115" w:type="dxa"/>
         </w:tblCellMar>
         <w:tblLook w:val="04A0" w:firstRow="1" w:lastRow="0" w:firstColumn="1" w:lastColumn="0" w:noHBand="0" w:noVBand="1"/>
@@ -2183,9 +2001,6 @@
             <w:shd w:val="clear" w:color="auto" w:fill="1F3864"/>
           </w:tcPr>
           <w:p>
-            <w:pPr>
-              <w:spacing w:after="0"/>
-            </w:pPr>
             <w:r>
               <w:rPr>
                 <w:rFonts w:ascii="Times New Roman" w:eastAsia="Times New Roman" w:hAnsi="Times New Roman" w:cs="Times New Roman"/>
@@ -2218,7 +2033,6 @@
           </w:tcPr>
           <w:p>
             <w:pPr>
-              <w:spacing w:after="0"/>
               <w:ind w:left="4"/>
             </w:pPr>
             <w:r>
@@ -2257,9 +2071,6 @@
             <w:shd w:val="clear" w:color="auto" w:fill="EDF1F8"/>
           </w:tcPr>
           <w:p>
-            <w:pPr>
-              <w:spacing w:after="0"/>
-            </w:pPr>
             <w:r>
               <w:rPr>
                 <w:rFonts w:ascii="Times New Roman" w:eastAsia="Times New Roman" w:hAnsi="Times New Roman" w:cs="Times New Roman"/>
@@ -2315,9 +2126,6 @@
             <w:shd w:val="clear" w:color="auto" w:fill="EDF1F8"/>
           </w:tcPr>
           <w:p>
-            <w:pPr>
-              <w:spacing w:after="0"/>
-            </w:pPr>
             <w:r>
               <w:rPr>
                 <w:rFonts w:ascii="Times New Roman" w:eastAsia="Times New Roman" w:hAnsi="Times New Roman" w:cs="Times New Roman"/>
@@ -2373,9 +2181,6 @@
             <w:shd w:val="clear" w:color="auto" w:fill="EDF1F8"/>
           </w:tcPr>
           <w:p>
-            <w:pPr>
-              <w:spacing w:after="0"/>
-            </w:pPr>
             <w:r>
               <w:rPr>
                 <w:rFonts w:ascii="Times New Roman" w:eastAsia="Times New Roman" w:hAnsi="Times New Roman" w:cs="Times New Roman"/>
@@ -2431,15 +2236,13 @@
             <w:shd w:val="clear" w:color="auto" w:fill="EDF1F8"/>
           </w:tcPr>
           <w:p>
-            <w:pPr>
-              <w:spacing w:after="0"/>
-            </w:pPr>
-            <w:r>
-              <w:rPr>
-                <w:rFonts w:ascii="Times New Roman" w:eastAsia="Times New Roman" w:hAnsi="Times New Roman" w:cs="Times New Roman"/>
-                <w:color w:val="1A1A1A"/>
-                <w:sz w:val="19"/>
-              </w:rPr>
+            <w:r>
+              <w:rPr>
+                <w:rFonts w:ascii="Times New Roman" w:eastAsia="Times New Roman" w:hAnsi="Times New Roman" w:cs="Times New Roman"/>
+                <w:color w:val="1A1A1A"/>
+                <w:sz w:val="19"/>
+              </w:rPr>
+              <w:lastRenderedPageBreak/>
               <w:t>State and actions</w:t>
             </w:r>
             <w:r>
@@ -2489,9 +2292,6 @@
             <w:shd w:val="clear" w:color="auto" w:fill="EDF1F8"/>
           </w:tcPr>
           <w:p>
-            <w:pPr>
-              <w:spacing w:after="0"/>
-            </w:pPr>
             <w:r>
               <w:rPr>
                 <w:rFonts w:ascii="Times New Roman" w:eastAsia="Times New Roman" w:hAnsi="Times New Roman" w:cs="Times New Roman"/>
@@ -2547,9 +2347,6 @@
             <w:shd w:val="clear" w:color="auto" w:fill="EDF1F8"/>
           </w:tcPr>
           <w:p>
-            <w:pPr>
-              <w:spacing w:after="0"/>
-            </w:pPr>
             <w:r>
               <w:rPr>
                 <w:rFonts w:ascii="Times New Roman" w:eastAsia="Times New Roman" w:hAnsi="Times New Roman" w:cs="Times New Roman"/>
@@ -2608,7 +2405,6 @@
         <w:tblCellMar>
           <w:top w:w="78" w:type="dxa"/>
           <w:left w:w="109" w:type="dxa"/>
-          <w:bottom w:w="0" w:type="dxa"/>
           <w:right w:w="115" w:type="dxa"/>
         </w:tblCellMar>
         <w:tblLook w:val="04A0" w:firstRow="1" w:lastRow="0" w:firstColumn="1" w:lastColumn="0" w:noHBand="0" w:noVBand="1"/>
@@ -2633,9 +2429,6 @@
             <w:shd w:val="clear" w:color="auto" w:fill="1F3864"/>
           </w:tcPr>
           <w:p>
-            <w:pPr>
-              <w:spacing w:after="0"/>
-            </w:pPr>
             <w:r>
               <w:rPr>
                 <w:rFonts w:ascii="Times New Roman" w:eastAsia="Times New Roman" w:hAnsi="Times New Roman" w:cs="Times New Roman"/>
@@ -2668,7 +2461,6 @@
           </w:tcPr>
           <w:p>
             <w:pPr>
-              <w:spacing w:after="0"/>
               <w:ind w:left="4"/>
             </w:pPr>
             <w:r>
@@ -2708,9 +2500,6 @@
             <w:vAlign w:val="center"/>
           </w:tcPr>
           <w:p>
-            <w:pPr>
-              <w:spacing w:after="0"/>
-            </w:pPr>
             <w:r>
               <w:rPr>
                 <w:rFonts w:ascii="Times New Roman" w:eastAsia="Times New Roman" w:hAnsi="Times New Roman" w:cs="Times New Roman"/>
@@ -2769,9 +2558,6 @@
             <w:vAlign w:val="center"/>
           </w:tcPr>
           <w:p>
-            <w:pPr>
-              <w:spacing w:after="0"/>
-            </w:pPr>
             <w:r>
               <w:rPr>
                 <w:rFonts w:ascii="Times New Roman" w:eastAsia="Times New Roman" w:hAnsi="Times New Roman" w:cs="Times New Roman"/>
@@ -2779,7 +2565,6 @@
                 <w:color w:val="1A1A1A"/>
                 <w:sz w:val="19"/>
               </w:rPr>
-              <w:lastRenderedPageBreak/>
               <w:t>Actions / moves</w:t>
             </w:r>
             <w:r>
@@ -2831,9 +2616,6 @@
             <w:vAlign w:val="center"/>
           </w:tcPr>
           <w:p>
-            <w:pPr>
-              <w:spacing w:after="0"/>
-            </w:pPr>
             <w:r>
               <w:rPr>
                 <w:rFonts w:ascii="Times New Roman" w:eastAsia="Times New Roman" w:hAnsi="Times New Roman" w:cs="Times New Roman"/>
@@ -2892,9 +2674,6 @@
             <w:vAlign w:val="center"/>
           </w:tcPr>
           <w:p>
-            <w:pPr>
-              <w:spacing w:after="0"/>
-            </w:pPr>
             <w:r>
               <w:rPr>
                 <w:rFonts w:ascii="Times New Roman" w:eastAsia="Times New Roman" w:hAnsi="Times New Roman" w:cs="Times New Roman"/>
@@ -2952,9 +2731,6 @@
             <w:shd w:val="clear" w:color="auto" w:fill="EDF1F8"/>
           </w:tcPr>
           <w:p>
-            <w:pPr>
-              <w:spacing w:after="0"/>
-            </w:pPr>
             <w:r>
               <w:rPr>
                 <w:rFonts w:ascii="Times New Roman" w:eastAsia="Times New Roman" w:hAnsi="Times New Roman" w:cs="Times New Roman"/>
@@ -3003,15 +2779,7 @@
         <w:ind w:left="-5"/>
       </w:pPr>
       <w:r>
-        <w:t>4</w:t>
-      </w:r>
-      <w:proofErr w:type="gramStart"/>
-      <w:r>
-        <w:t>.  Proposed</w:t>
-      </w:r>
-      <w:proofErr w:type="gramEnd"/>
-      <w:r>
-        <w:t xml:space="preserve"> AI Approach </w:t>
+        <w:t xml:space="preserve">4.  Proposed AI Approach </w:t>
       </w:r>
     </w:p>
     <w:p>
@@ -3124,7 +2892,6 @@
         <w:tblCellMar>
           <w:top w:w="79" w:type="dxa"/>
           <w:left w:w="113" w:type="dxa"/>
-          <w:bottom w:w="0" w:type="dxa"/>
           <w:right w:w="115" w:type="dxa"/>
         </w:tblCellMar>
         <w:tblLook w:val="04A0" w:firstRow="1" w:lastRow="0" w:firstColumn="1" w:lastColumn="0" w:noHBand="0" w:noVBand="1"/>
@@ -3152,7 +2919,6 @@
           </w:tcPr>
           <w:p>
             <w:pPr>
-              <w:spacing w:after="0"/>
               <w:ind w:right="2"/>
               <w:jc w:val="center"/>
             </w:pPr>
@@ -3187,9 +2953,6 @@
             <w:shd w:val="clear" w:color="auto" w:fill="1F3864"/>
           </w:tcPr>
           <w:p>
-            <w:pPr>
-              <w:spacing w:after="0"/>
-            </w:pPr>
             <w:r>
               <w:rPr>
                 <w:rFonts w:ascii="Times New Roman" w:eastAsia="Times New Roman" w:hAnsi="Times New Roman" w:cs="Times New Roman"/>
@@ -3221,9 +2984,6 @@
             <w:shd w:val="clear" w:color="auto" w:fill="1F3864"/>
           </w:tcPr>
           <w:p>
-            <w:pPr>
-              <w:spacing w:after="0"/>
-            </w:pPr>
             <w:r>
               <w:rPr>
                 <w:rFonts w:ascii="Times New Roman" w:eastAsia="Times New Roman" w:hAnsi="Times New Roman" w:cs="Times New Roman"/>
@@ -3255,9 +3015,6 @@
             <w:shd w:val="clear" w:color="auto" w:fill="1F3864"/>
           </w:tcPr>
           <w:p>
-            <w:pPr>
-              <w:spacing w:after="0"/>
-            </w:pPr>
             <w:r>
               <w:rPr>
                 <w:rFonts w:ascii="Times New Roman" w:eastAsia="Times New Roman" w:hAnsi="Times New Roman" w:cs="Times New Roman"/>
@@ -3295,7 +3052,6 @@
           </w:tcPr>
           <w:p>
             <w:pPr>
-              <w:spacing w:after="0"/>
               <w:ind w:right="2"/>
               <w:jc w:val="center"/>
             </w:pPr>
@@ -3398,7 +3154,6 @@
           </w:tcPr>
           <w:p>
             <w:pPr>
-              <w:spacing w:after="0"/>
               <w:ind w:right="2"/>
               <w:jc w:val="center"/>
             </w:pPr>
@@ -3501,7 +3256,6 @@
           </w:tcPr>
           <w:p>
             <w:pPr>
-              <w:spacing w:after="0"/>
               <w:ind w:right="2"/>
               <w:jc w:val="center"/>
             </w:pPr>
@@ -3604,7 +3358,6 @@
           </w:tcPr>
           <w:p>
             <w:pPr>
-              <w:spacing w:after="0"/>
               <w:ind w:left="2"/>
               <w:jc w:val="center"/>
             </w:pPr>
@@ -3720,7 +3473,15 @@
           <w:rFonts w:ascii="Arial" w:hAnsi="Arial"/>
           <w:sz w:val="18"/>
         </w:rPr>
-        <w:t>The seating task is naturally modelled as a constraint-satisfaction problem (CSP): each guest is a variable, each table is a possible value, and table capacity plus must-sit-together and must-separate rules define constraints. Our backtracking solver will use the Minimum Remaining Values (MRV) heuristic to choose the most constrained unassigned guest first, with forward checking to reject choices that make later assignments impossible. A genetic algorithm will provide an alternative optimisation approach by evolving candidate seating plans and scoring them with a fitness function. Hard-constraint violations receive very large penalties; soft preferences receive smaller penalties, so valid arrangements are preferred before minor preferences are optimised. A repair routine will attempt to accommodate last-minute changes while minimising the number of guests whose table assignment changes. We will compare these approaches on identical seeded test instances against a simple greedy baseline.</w:t>
+        <w:t xml:space="preserve">The seating task is naturally modelled as a constraint-satisfaction problem (CSP): each guest is a variable, each table is a possible value, and table capacity plus must-sit-together and must-separate rules define constraints. Our backtracking solver will use the Minimum Remaining Values (MRV) heuristic to choose the most constrained unassigned guest first, with forward checking to reject choices that make later assignments impossible. A genetic algorithm will provide an alternative optimisation approach by evolving candidate seating plans and scoring them with a fitness function. Hard-constraint violations receive very large penalties; soft preferences receive smaller penalties, so valid arrangements are preferred before minor preferences are optimised. A repair routine will attempt to accommodate last-minute changes </w:t>
+      </w:r>
+      <w:r>
+        <w:rPr>
+          <w:rFonts w:ascii="Arial" w:hAnsi="Arial"/>
+          <w:sz w:val="18"/>
+        </w:rPr>
+        <w:lastRenderedPageBreak/>
+        <w:t>while minimising the number of guests whose table assignment changes. We will compare these approaches on identical seeded test instances against a simple greedy baseline.</w:t>
       </w:r>
     </w:p>
     <w:p>
@@ -3750,16 +3511,52 @@
           <w:sz w:val="18"/>
         </w:rPr>
         <w:t>- Guest: guest_id, name/label, family group, optional accessibility note; methods validate_details().</w:t>
+      </w:r>
+      <w:r>
+        <w:rPr>
+          <w:rFonts w:ascii="Arial" w:hAnsi="Arial"/>
+          <w:sz w:val="18"/>
+        </w:rPr>
         <w:br/>
         <w:t>- Table: table_id, capacity, assigned_guests; methods available_seats(), is_full().</w:t>
+      </w:r>
+      <w:r>
+        <w:rPr>
+          <w:rFonts w:ascii="Arial" w:hAnsi="Arial"/>
+          <w:sz w:val="18"/>
+        </w:rPr>
         <w:br/>
         <w:t>- SeatingProblem: guests, tables, together_constraints, separate_constraints, preferences; methods validate_assignment(), score_assignment().</w:t>
+      </w:r>
+      <w:r>
+        <w:rPr>
+          <w:rFonts w:ascii="Arial" w:hAnsi="Arial"/>
+          <w:sz w:val="18"/>
+        </w:rPr>
         <w:br/>
         <w:t>- CSPBacktrackingSolver: problem, node_count; methods solve(), select_mrv_guest(), forward_check().</w:t>
+      </w:r>
+      <w:r>
+        <w:rPr>
+          <w:rFonts w:ascii="Arial" w:hAnsi="Arial"/>
+          <w:sz w:val="18"/>
+        </w:rPr>
         <w:br/>
         <w:t>- GeneticSeatingSolver: population_size, generations, mutation_rate; methods initialise_population(), fitness(), evolve().</w:t>
+      </w:r>
+      <w:r>
+        <w:rPr>
+          <w:rFonts w:ascii="Arial" w:hAnsi="Arial"/>
+          <w:sz w:val="18"/>
+        </w:rPr>
         <w:br/>
         <w:t>- SeatingRepair: current_assignment, changed_guest; methods repair(), count_changes().</w:t>
+      </w:r>
+      <w:r>
+        <w:rPr>
+          <w:rFonts w:ascii="Arial" w:hAnsi="Arial"/>
+          <w:sz w:val="18"/>
+        </w:rPr>
         <w:br/>
         <w:t>- The solvers use the same SeatingProblem and return assignments that the validator and scoring functions can evaluate.</w:t>
       </w:r>
@@ -3770,15 +3567,7 @@
         <w:ind w:left="-5"/>
       </w:pPr>
       <w:r>
-        <w:t>5</w:t>
-      </w:r>
-      <w:proofErr w:type="gramStart"/>
-      <w:r>
-        <w:t>.  Scope</w:t>
-      </w:r>
-      <w:proofErr w:type="gramEnd"/>
-      <w:r>
-        <w:t xml:space="preserve"> </w:t>
+        <w:t xml:space="preserve">5.  Scope </w:t>
       </w:r>
     </w:p>
     <w:p>
@@ -3891,7 +3680,6 @@
         <w:tblCellMar>
           <w:top w:w="80" w:type="dxa"/>
           <w:left w:w="108" w:type="dxa"/>
-          <w:bottom w:w="0" w:type="dxa"/>
           <w:right w:w="115" w:type="dxa"/>
         </w:tblCellMar>
         <w:tblLook w:val="04A0" w:firstRow="1" w:lastRow="0" w:firstColumn="1" w:lastColumn="0" w:noHBand="0" w:noVBand="1"/>
@@ -3918,7 +3706,6 @@
           </w:tcPr>
           <w:p>
             <w:pPr>
-              <w:spacing w:after="0"/>
               <w:ind w:left="3"/>
               <w:jc w:val="center"/>
             </w:pPr>
@@ -3929,7 +3716,6 @@
                 <w:color w:val="FFFFFF"/>
                 <w:sz w:val="19"/>
               </w:rPr>
-              <w:lastRenderedPageBreak/>
               <w:t>#</w:t>
             </w:r>
             <w:r>
@@ -3955,7 +3741,6 @@
           </w:tcPr>
           <w:p>
             <w:pPr>
-              <w:spacing w:after="0"/>
               <w:ind w:left="4"/>
             </w:pPr>
             <w:r>
@@ -3989,9 +3774,6 @@
             <w:shd w:val="clear" w:color="auto" w:fill="1F3864"/>
           </w:tcPr>
           <w:p>
-            <w:pPr>
-              <w:spacing w:after="0"/>
-            </w:pPr>
             <w:r>
               <w:rPr>
                 <w:rFonts w:ascii="Times New Roman" w:eastAsia="Times New Roman" w:hAnsi="Times New Roman" w:cs="Times New Roman"/>
@@ -4029,7 +3811,6 @@
           </w:tcPr>
           <w:p>
             <w:pPr>
-              <w:spacing w:after="0"/>
               <w:ind w:left="3"/>
               <w:jc w:val="center"/>
             </w:pPr>
@@ -4111,7 +3892,6 @@
           </w:tcPr>
           <w:p>
             <w:pPr>
-              <w:spacing w:after="0"/>
               <w:ind w:left="3"/>
               <w:jc w:val="center"/>
             </w:pPr>
@@ -4193,7 +3973,6 @@
           </w:tcPr>
           <w:p>
             <w:pPr>
-              <w:spacing w:after="0"/>
               <w:ind w:left="3"/>
               <w:jc w:val="center"/>
             </w:pPr>
@@ -4275,7 +4054,6 @@
           </w:tcPr>
           <w:p>
             <w:pPr>
-              <w:spacing w:after="0"/>
               <w:ind w:left="3"/>
               <w:jc w:val="center"/>
             </w:pPr>
@@ -4357,7 +4135,6 @@
           </w:tcPr>
           <w:p>
             <w:pPr>
-              <w:spacing w:after="0"/>
               <w:ind w:left="3"/>
               <w:jc w:val="center"/>
             </w:pPr>
@@ -4452,7 +4229,15 @@
           <w:rFonts w:ascii="Arial" w:hAnsi="Arial"/>
           <w:sz w:val="18"/>
         </w:rPr>
-        <w:t>Out of scope: automatic importing of real guest lists from messaging apps; online wedding invitations or RSVP management; payment, vendor, or event-budget management; facial recognition or inference of relationships; detailed venue floor-plan engineering; and a production cloud deployment. The project will not infer sensitive relationships: organisers will enter constraints themselves. The prototype will use synthetic data and will not require real names or personal guest information.</w:t>
+        <w:t xml:space="preserve">Out of scope: automatic importing of real guest lists from messaging apps; online wedding invitations or RSVP management; payment, vendor, or event-budget management; facial recognition or inference of relationships; detailed venue floor-plan engineering; and a production cloud deployment. The project will not infer sensitive relationships: </w:t>
+      </w:r>
+      <w:r>
+        <w:rPr>
+          <w:rFonts w:ascii="Arial" w:hAnsi="Arial"/>
+          <w:sz w:val="18"/>
+        </w:rPr>
+        <w:lastRenderedPageBreak/>
+        <w:t>organisers will enter constraints themselves. The prototype will use synthetic data and will not require real names or personal guest information.</w:t>
       </w:r>
     </w:p>
     <w:p>
@@ -4461,15 +4246,7 @@
         <w:ind w:left="-5"/>
       </w:pPr>
       <w:r>
-        <w:t>6</w:t>
-      </w:r>
-      <w:proofErr w:type="gramStart"/>
-      <w:r>
-        <w:t>.  Data</w:t>
-      </w:r>
-      <w:proofErr w:type="gramEnd"/>
-      <w:r>
-        <w:t xml:space="preserve"> or Environment Source </w:t>
+        <w:t xml:space="preserve">6.  Data or Environment Source </w:t>
       </w:r>
     </w:p>
     <w:p>
@@ -4582,7 +4359,6 @@
         <w:tblCellMar>
           <w:top w:w="93" w:type="dxa"/>
           <w:left w:w="109" w:type="dxa"/>
-          <w:bottom w:w="0" w:type="dxa"/>
           <w:right w:w="115" w:type="dxa"/>
         </w:tblCellMar>
         <w:tblLook w:val="04A0" w:firstRow="1" w:lastRow="0" w:firstColumn="1" w:lastColumn="0" w:noHBand="0" w:noVBand="1"/>
@@ -4611,9 +4387,6 @@
             <w:vAlign w:val="center"/>
           </w:tcPr>
           <w:p>
-            <w:pPr>
-              <w:spacing w:after="0"/>
-            </w:pPr>
             <w:r>
               <w:rPr>
                 <w:rFonts w:ascii="Times New Roman" w:eastAsia="Times New Roman" w:hAnsi="Times New Roman" w:cs="Times New Roman"/>
@@ -4715,9 +4488,6 @@
             <w:shd w:val="clear" w:color="auto" w:fill="EDF1F8"/>
           </w:tcPr>
           <w:p>
-            <w:pPr>
-              <w:spacing w:after="0"/>
-            </w:pPr>
             <w:r>
               <w:rPr>
                 <w:rFonts w:ascii="Times New Roman" w:eastAsia="Times New Roman" w:hAnsi="Times New Roman" w:cs="Times New Roman"/>
@@ -4770,9 +4540,6 @@
             <w:vAlign w:val="center"/>
           </w:tcPr>
           <w:p>
-            <w:pPr>
-              <w:spacing w:after="0"/>
-            </w:pPr>
             <w:r>
               <w:rPr>
                 <w:rFonts w:ascii="Times New Roman" w:eastAsia="Times New Roman" w:hAnsi="Times New Roman" w:cs="Times New Roman"/>
@@ -4833,9 +4600,6 @@
             <w:vAlign w:val="center"/>
           </w:tcPr>
           <w:p>
-            <w:pPr>
-              <w:spacing w:after="0"/>
-            </w:pPr>
             <w:r>
               <w:rPr>
                 <w:rFonts w:ascii="Times New Roman" w:eastAsia="Times New Roman" w:hAnsi="Times New Roman" w:cs="Times New Roman"/>
@@ -4896,10 +4660,6 @@
             <w:vAlign w:val="center"/>
           </w:tcPr>
           <w:p>
-            <w:pPr>
-              <w:spacing w:after="0"/>
-            </w:pPr>
-            <w:proofErr w:type="spellStart"/>
             <w:r>
               <w:rPr>
                 <w:rFonts w:ascii="Times New Roman" w:eastAsia="Times New Roman" w:hAnsi="Times New Roman" w:cs="Times New Roman"/>
@@ -4907,17 +4667,7 @@
                 <w:color w:val="1A1A1A"/>
                 <w:sz w:val="19"/>
               </w:rPr>
-              <w:t>Licence</w:t>
-            </w:r>
-            <w:proofErr w:type="spellEnd"/>
-            <w:r>
-              <w:rPr>
-                <w:rFonts w:ascii="Times New Roman" w:eastAsia="Times New Roman" w:hAnsi="Times New Roman" w:cs="Times New Roman"/>
-                <w:b/>
-                <w:color w:val="1A1A1A"/>
-                <w:sz w:val="19"/>
-              </w:rPr>
-              <w:t xml:space="preserve"> / terms of use</w:t>
+              <w:t>Licence / terms of use</w:t>
             </w:r>
             <w:r>
               <w:rPr>
@@ -4970,9 +4720,6 @@
             <w:vAlign w:val="center"/>
           </w:tcPr>
           <w:p>
-            <w:pPr>
-              <w:spacing w:after="0"/>
-            </w:pPr>
             <w:r>
               <w:rPr>
                 <w:rFonts w:ascii="Times New Roman" w:eastAsia="Times New Roman" w:hAnsi="Times New Roman" w:cs="Times New Roman"/>
@@ -5060,15 +4807,7 @@
         <w:ind w:left="-5"/>
       </w:pPr>
       <w:r>
-        <w:t>7</w:t>
-      </w:r>
-      <w:proofErr w:type="gramStart"/>
-      <w:r>
-        <w:t>.  Evaluation</w:t>
-      </w:r>
-      <w:proofErr w:type="gramEnd"/>
-      <w:r>
-        <w:t xml:space="preserve"> Plan </w:t>
+        <w:t xml:space="preserve">7.  Evaluation Plan </w:t>
       </w:r>
     </w:p>
     <w:p>
@@ -5179,9 +4918,7 @@
         <w:tblW w:w="9747" w:type="dxa"/>
         <w:tblInd w:w="6" w:type="dxa"/>
         <w:tblCellMar>
-          <w:top w:w="0" w:type="dxa"/>
           <w:left w:w="109" w:type="dxa"/>
-          <w:bottom w:w="0" w:type="dxa"/>
           <w:right w:w="115" w:type="dxa"/>
         </w:tblCellMar>
         <w:tblLook w:val="04A0" w:firstRow="1" w:lastRow="0" w:firstColumn="1" w:lastColumn="0" w:noHBand="0" w:noVBand="1"/>
@@ -5207,9 +4944,6 @@
             <w:vAlign w:val="center"/>
           </w:tcPr>
           <w:p>
-            <w:pPr>
-              <w:spacing w:after="0"/>
-            </w:pPr>
             <w:r>
               <w:rPr>
                 <w:rFonts w:ascii="Times New Roman" w:eastAsia="Times New Roman" w:hAnsi="Times New Roman" w:cs="Times New Roman"/>
@@ -5268,9 +5002,6 @@
             <w:vAlign w:val="center"/>
           </w:tcPr>
           <w:p>
-            <w:pPr>
-              <w:spacing w:after="0"/>
-            </w:pPr>
             <w:r>
               <w:rPr>
                 <w:rFonts w:ascii="Times New Roman" w:eastAsia="Times New Roman" w:hAnsi="Times New Roman" w:cs="Times New Roman"/>
@@ -5329,9 +5060,6 @@
             <w:vAlign w:val="center"/>
           </w:tcPr>
           <w:p>
-            <w:pPr>
-              <w:spacing w:after="0"/>
-            </w:pPr>
             <w:r>
               <w:rPr>
                 <w:rFonts w:ascii="Times New Roman" w:eastAsia="Times New Roman" w:hAnsi="Times New Roman" w:cs="Times New Roman"/>
@@ -5390,9 +5118,6 @@
             <w:vAlign w:val="center"/>
           </w:tcPr>
           <w:p>
-            <w:pPr>
-              <w:spacing w:after="0"/>
-            </w:pPr>
             <w:r>
               <w:rPr>
                 <w:rFonts w:ascii="Times New Roman" w:eastAsia="Times New Roman" w:hAnsi="Times New Roman" w:cs="Times New Roman"/>
@@ -5451,9 +5176,6 @@
             <w:vAlign w:val="center"/>
           </w:tcPr>
           <w:p>
-            <w:pPr>
-              <w:spacing w:after="0"/>
-            </w:pPr>
             <w:r>
               <w:rPr>
                 <w:rFonts w:ascii="Times New Roman" w:eastAsia="Times New Roman" w:hAnsi="Times New Roman" w:cs="Times New Roman"/>
@@ -5512,9 +5234,6 @@
             <w:vAlign w:val="center"/>
           </w:tcPr>
           <w:p>
-            <w:pPr>
-              <w:spacing w:after="0"/>
-            </w:pPr>
             <w:r>
               <w:rPr>
                 <w:rFonts w:ascii="Times New Roman" w:eastAsia="Times New Roman" w:hAnsi="Times New Roman" w:cs="Times New Roman"/>
@@ -5563,15 +5282,7 @@
         <w:ind w:left="-5"/>
       </w:pPr>
       <w:r>
-        <w:t>8</w:t>
-      </w:r>
-      <w:proofErr w:type="gramStart"/>
-      <w:r>
-        <w:t>.  Division</w:t>
-      </w:r>
-      <w:proofErr w:type="gramEnd"/>
-      <w:r>
-        <w:t xml:space="preserve"> of Work </w:t>
+        <w:t xml:space="preserve">8.  Division of Work </w:t>
       </w:r>
     </w:p>
     <w:p>
@@ -5684,7 +5395,6 @@
         <w:tblCellMar>
           <w:top w:w="82" w:type="dxa"/>
           <w:left w:w="109" w:type="dxa"/>
-          <w:bottom w:w="0" w:type="dxa"/>
           <w:right w:w="88" w:type="dxa"/>
         </w:tblCellMar>
         <w:tblLook w:val="04A0" w:firstRow="1" w:lastRow="0" w:firstColumn="1" w:lastColumn="0" w:noHBand="0" w:noVBand="1"/>
@@ -5710,9 +5420,6 @@
             <w:shd w:val="clear" w:color="auto" w:fill="1F3864"/>
           </w:tcPr>
           <w:p>
-            <w:pPr>
-              <w:spacing w:after="0"/>
-            </w:pPr>
             <w:r>
               <w:rPr>
                 <w:rFonts w:ascii="Times New Roman" w:eastAsia="Times New Roman" w:hAnsi="Times New Roman" w:cs="Times New Roman"/>
@@ -5745,7 +5452,6 @@
           </w:tcPr>
           <w:p>
             <w:pPr>
-              <w:spacing w:after="0"/>
               <w:ind w:left="4"/>
             </w:pPr>
             <w:r>
@@ -5780,7 +5486,6 @@
           </w:tcPr>
           <w:p>
             <w:pPr>
-              <w:spacing w:after="0"/>
               <w:ind w:left="32"/>
             </w:pPr>
             <w:r>
@@ -5892,6 +5597,7 @@
                 <w:rFonts w:ascii="Arial" w:hAnsi="Arial"/>
                 <w:sz w:val="17"/>
               </w:rPr>
+              <w:lastRenderedPageBreak/>
               <w:t>Habib Ahmed — 24K-3004</w:t>
             </w:r>
           </w:p>
@@ -5942,7 +5648,7 @@
       <w:tr>
         <w:tc>
           <w:tcPr>
-            <w:tcW w:type="dxa" w:w="2599"/>
+            <w:tcW w:w="2599" w:type="dxa"/>
           </w:tcPr>
           <w:p>
             <w:r>
@@ -5956,7 +5662,7 @@
         </w:tc>
         <w:tc>
           <w:tcPr>
-            <w:tcW w:type="dxa" w:w="5302"/>
+            <w:tcW w:w="5302" w:type="dxa"/>
           </w:tcPr>
           <w:p>
             <w:r>
@@ -5970,7 +5676,7 @@
         </w:tc>
         <w:tc>
           <w:tcPr>
-            <w:tcW w:type="dxa" w:w="1845"/>
+            <w:tcW w:w="1845" w:type="dxa"/>
           </w:tcPr>
           <w:p>
             <w:r>
@@ -5990,15 +5696,7 @@
         <w:ind w:left="-5"/>
       </w:pPr>
       <w:r>
-        <w:t>9</w:t>
-      </w:r>
-      <w:proofErr w:type="gramStart"/>
-      <w:r>
-        <w:t>.  Milestones</w:t>
-      </w:r>
-      <w:proofErr w:type="gramEnd"/>
-      <w:r>
-        <w:t xml:space="preserve"> and Timeline </w:t>
+        <w:t xml:space="preserve">9.  Milestones and Timeline </w:t>
       </w:r>
     </w:p>
     <w:p>
@@ -6111,7 +5809,6 @@
         <w:tblCellMar>
           <w:top w:w="47" w:type="dxa"/>
           <w:left w:w="110" w:type="dxa"/>
-          <w:bottom w:w="0" w:type="dxa"/>
           <w:right w:w="115" w:type="dxa"/>
         </w:tblCellMar>
         <w:tblLook w:val="04A0" w:firstRow="1" w:lastRow="0" w:firstColumn="1" w:lastColumn="0" w:noHBand="0" w:noVBand="1"/>
@@ -6139,7 +5836,6 @@
           </w:tcPr>
           <w:p>
             <w:pPr>
-              <w:spacing w:after="0"/>
               <w:ind w:left="1"/>
               <w:jc w:val="center"/>
             </w:pPr>
@@ -6175,7 +5871,6 @@
           </w:tcPr>
           <w:p>
             <w:pPr>
-              <w:spacing w:after="0"/>
               <w:ind w:left="3"/>
             </w:pPr>
             <w:r>
@@ -6209,9 +5904,6 @@
             <w:shd w:val="clear" w:color="auto" w:fill="1F3864"/>
           </w:tcPr>
           <w:p>
-            <w:pPr>
-              <w:spacing w:after="0"/>
-            </w:pPr>
             <w:r>
               <w:rPr>
                 <w:rFonts w:ascii="Times New Roman" w:eastAsia="Times New Roman" w:hAnsi="Times New Roman" w:cs="Times New Roman"/>
@@ -6243,9 +5935,6 @@
             <w:shd w:val="clear" w:color="auto" w:fill="1F3864"/>
           </w:tcPr>
           <w:p>
-            <w:pPr>
-              <w:spacing w:after="0"/>
-            </w:pPr>
             <w:r>
               <w:rPr>
                 <w:rFonts w:ascii="Times New Roman" w:eastAsia="Times New Roman" w:hAnsi="Times New Roman" w:cs="Times New Roman"/>
@@ -6283,7 +5972,6 @@
           </w:tcPr>
           <w:p>
             <w:pPr>
-              <w:spacing w:after="0"/>
               <w:ind w:left="1"/>
               <w:jc w:val="center"/>
             </w:pPr>
@@ -6386,7 +6074,6 @@
           </w:tcPr>
           <w:p>
             <w:pPr>
-              <w:spacing w:after="0"/>
               <w:ind w:left="1"/>
               <w:jc w:val="center"/>
             </w:pPr>
@@ -6489,7 +6176,6 @@
           </w:tcPr>
           <w:p>
             <w:pPr>
-              <w:spacing w:after="0"/>
               <w:ind w:left="1"/>
               <w:jc w:val="center"/>
             </w:pPr>
@@ -6592,7 +6278,6 @@
           </w:tcPr>
           <w:p>
             <w:pPr>
-              <w:spacing w:after="0"/>
               <w:ind w:left="1"/>
               <w:jc w:val="center"/>
             </w:pPr>
@@ -6695,7 +6380,6 @@
           </w:tcPr>
           <w:p>
             <w:pPr>
-              <w:spacing w:after="0"/>
               <w:ind w:left="1"/>
               <w:jc w:val="center"/>
             </w:pPr>
@@ -6787,15 +6471,7 @@
         <w:ind w:left="-5"/>
       </w:pPr>
       <w:r>
-        <w:t>10</w:t>
-      </w:r>
-      <w:proofErr w:type="gramStart"/>
-      <w:r>
-        <w:t>.  Expected</w:t>
-      </w:r>
-      <w:proofErr w:type="gramEnd"/>
-      <w:r>
-        <w:t xml:space="preserve"> Outcome and Risks </w:t>
+        <w:t xml:space="preserve">10.  Expected Outcome and Risks </w:t>
       </w:r>
     </w:p>
     <w:p>
@@ -6940,7 +6616,6 @@
         <w:tblCellMar>
           <w:top w:w="87" w:type="dxa"/>
           <w:left w:w="109" w:type="dxa"/>
-          <w:bottom w:w="0" w:type="dxa"/>
           <w:right w:w="115" w:type="dxa"/>
         </w:tblCellMar>
         <w:tblLook w:val="04A0" w:firstRow="1" w:lastRow="0" w:firstColumn="1" w:lastColumn="0" w:noHBand="0" w:noVBand="1"/>
@@ -6965,9 +6640,6 @@
             <w:shd w:val="clear" w:color="auto" w:fill="1F3864"/>
           </w:tcPr>
           <w:p>
-            <w:pPr>
-              <w:spacing w:after="0"/>
-            </w:pPr>
             <w:r>
               <w:rPr>
                 <w:rFonts w:ascii="Times New Roman" w:eastAsia="Times New Roman" w:hAnsi="Times New Roman" w:cs="Times New Roman"/>
@@ -7001,7 +6673,6 @@
           </w:tcPr>
           <w:p>
             <w:pPr>
-              <w:spacing w:after="0"/>
               <w:ind w:left="4"/>
             </w:pPr>
             <w:r>
@@ -7032,44 +6703,39 @@
             <w:vAlign w:val="center"/>
           </w:tcPr>
           <w:p>
+            <w:r>
+              <w:rPr>
+                <w:rFonts w:ascii="Times New Roman" w:eastAsia="Times New Roman" w:hAnsi="Times New Roman" w:cs="Times New Roman"/>
+                <w:color w:val="1A1A1A"/>
+                <w:sz w:val="19"/>
+              </w:rPr>
+              <w:t>Proposal status</w:t>
+            </w:r>
+            <w:r>
+              <w:rPr>
+                <w:rFonts w:ascii="Times New Roman" w:eastAsia="Times New Roman" w:hAnsi="Times New Roman" w:cs="Times New Roman"/>
+                <w:color w:val="1A1A1A"/>
+                <w:sz w:val="20"/>
+              </w:rPr>
+              <w:t xml:space="preserve"> </w:t>
+            </w:r>
+          </w:p>
+        </w:tc>
+        <w:tc>
+          <w:tcPr>
+            <w:tcW w:w="7147" w:type="dxa"/>
+            <w:tcBorders>
+              <w:top w:val="single" w:sz="2" w:space="0" w:color="AAB6D0"/>
+              <w:left w:val="single" w:sz="2" w:space="0" w:color="AAB6D0"/>
+              <w:bottom w:val="single" w:sz="2" w:space="0" w:color="AAB6D0"/>
+              <w:right w:val="single" w:sz="4" w:space="0" w:color="2E4A7D"/>
+            </w:tcBorders>
+            <w:vAlign w:val="center"/>
+          </w:tcPr>
+          <w:p>
             <w:pPr>
-              <w:spacing w:after="0"/>
-            </w:pPr>
-            <w:r>
-              <w:rPr>
-                <w:rFonts w:ascii="Times New Roman" w:eastAsia="Times New Roman" w:hAnsi="Times New Roman" w:cs="Times New Roman"/>
-                <w:color w:val="1A1A1A"/>
-                <w:sz w:val="19"/>
-              </w:rPr>
-              <w:t>Proposal status</w:t>
-            </w:r>
-            <w:r>
-              <w:rPr>
-                <w:rFonts w:ascii="Times New Roman" w:eastAsia="Times New Roman" w:hAnsi="Times New Roman" w:cs="Times New Roman"/>
-                <w:color w:val="1A1A1A"/>
-                <w:sz w:val="20"/>
-              </w:rPr>
-              <w:t xml:space="preserve"> </w:t>
-            </w:r>
-          </w:p>
-        </w:tc>
-        <w:tc>
-          <w:tcPr>
-            <w:tcW w:w="7147" w:type="dxa"/>
-            <w:tcBorders>
-              <w:top w:val="single" w:sz="2" w:space="0" w:color="AAB6D0"/>
-              <w:left w:val="single" w:sz="2" w:space="0" w:color="AAB6D0"/>
-              <w:bottom w:val="single" w:sz="2" w:space="0" w:color="AAB6D0"/>
-              <w:right w:val="single" w:sz="4" w:space="0" w:color="2E4A7D"/>
-            </w:tcBorders>
-            <w:vAlign w:val="center"/>
-          </w:tcPr>
-          <w:p>
-            <w:pPr>
-              <w:spacing w:after="0"/>
               <w:ind w:left="4"/>
             </w:pPr>
-            <w:proofErr w:type="gramStart"/>
             <w:r>
               <w:rPr>
                 <w:rFonts w:ascii="Times New Roman" w:eastAsia="Times New Roman" w:hAnsi="Times New Roman" w:cs="Times New Roman"/>
@@ -7086,23 +6752,13 @@
               </w:rPr>
               <w:t>☐</w:t>
             </w:r>
-            <w:proofErr w:type="gramEnd"/>
-            <w:r>
-              <w:rPr>
-                <w:rFonts w:ascii="Times New Roman" w:eastAsia="Times New Roman" w:hAnsi="Times New Roman" w:cs="Times New Roman"/>
-                <w:color w:val="1A1A1A"/>
-                <w:sz w:val="19"/>
-              </w:rPr>
-              <w:t xml:space="preserve">          Approved with </w:t>
-            </w:r>
-            <w:proofErr w:type="gramStart"/>
-            <w:r>
-              <w:rPr>
-                <w:rFonts w:ascii="Times New Roman" w:eastAsia="Times New Roman" w:hAnsi="Times New Roman" w:cs="Times New Roman"/>
-                <w:color w:val="1A1A1A"/>
-                <w:sz w:val="19"/>
-              </w:rPr>
-              <w:t xml:space="preserve">changes  </w:t>
+            <w:r>
+              <w:rPr>
+                <w:rFonts w:ascii="Times New Roman" w:eastAsia="Times New Roman" w:hAnsi="Times New Roman" w:cs="Times New Roman"/>
+                <w:color w:val="1A1A1A"/>
+                <w:sz w:val="19"/>
+              </w:rPr>
+              <w:t xml:space="preserve">          Approved with changes  </w:t>
             </w:r>
             <w:r>
               <w:rPr>
@@ -7112,23 +6768,13 @@
               </w:rPr>
               <w:t>☐</w:t>
             </w:r>
-            <w:proofErr w:type="gramEnd"/>
-            <w:r>
-              <w:rPr>
-                <w:rFonts w:ascii="Times New Roman" w:eastAsia="Times New Roman" w:hAnsi="Times New Roman" w:cs="Times New Roman"/>
-                <w:color w:val="1A1A1A"/>
-                <w:sz w:val="19"/>
-              </w:rPr>
-              <w:t xml:space="preserve">          Revision </w:t>
-            </w:r>
-            <w:proofErr w:type="gramStart"/>
-            <w:r>
-              <w:rPr>
-                <w:rFonts w:ascii="Times New Roman" w:eastAsia="Times New Roman" w:hAnsi="Times New Roman" w:cs="Times New Roman"/>
-                <w:color w:val="1A1A1A"/>
-                <w:sz w:val="19"/>
-              </w:rPr>
-              <w:t xml:space="preserve">required  </w:t>
+            <w:r>
+              <w:rPr>
+                <w:rFonts w:ascii="Times New Roman" w:eastAsia="Times New Roman" w:hAnsi="Times New Roman" w:cs="Times New Roman"/>
+                <w:color w:val="1A1A1A"/>
+                <w:sz w:val="19"/>
+              </w:rPr>
+              <w:t xml:space="preserve">          Revision required  </w:t>
             </w:r>
             <w:r>
               <w:rPr>
@@ -7138,7 +6784,6 @@
               </w:rPr>
               <w:t>☐</w:t>
             </w:r>
-            <w:proofErr w:type="gramEnd"/>
             <w:r>
               <w:rPr>
                 <w:rFonts w:ascii="Times New Roman" w:eastAsia="Times New Roman" w:hAnsi="Times New Roman" w:cs="Times New Roman"/>
@@ -7167,41 +6812,37 @@
             <w:vAlign w:val="center"/>
           </w:tcPr>
           <w:p>
+            <w:r>
+              <w:rPr>
+                <w:rFonts w:ascii="Times New Roman" w:eastAsia="Times New Roman" w:hAnsi="Times New Roman" w:cs="Times New Roman"/>
+                <w:color w:val="1A1A1A"/>
+                <w:sz w:val="19"/>
+              </w:rPr>
+              <w:t>Comments</w:t>
+            </w:r>
+            <w:r>
+              <w:rPr>
+                <w:rFonts w:ascii="Times New Roman" w:eastAsia="Times New Roman" w:hAnsi="Times New Roman" w:cs="Times New Roman"/>
+                <w:color w:val="1A1A1A"/>
+                <w:sz w:val="20"/>
+              </w:rPr>
+              <w:t xml:space="preserve"> </w:t>
+            </w:r>
+          </w:p>
+        </w:tc>
+        <w:tc>
+          <w:tcPr>
+            <w:tcW w:w="7147" w:type="dxa"/>
+            <w:tcBorders>
+              <w:top w:val="single" w:sz="2" w:space="0" w:color="AAB6D0"/>
+              <w:left w:val="single" w:sz="2" w:space="0" w:color="AAB6D0"/>
+              <w:bottom w:val="single" w:sz="2" w:space="0" w:color="AAB6D0"/>
+              <w:right w:val="single" w:sz="4" w:space="0" w:color="2E4A7D"/>
+            </w:tcBorders>
+            <w:vAlign w:val="center"/>
+          </w:tcPr>
+          <w:p>
             <w:pPr>
-              <w:spacing w:after="0"/>
-            </w:pPr>
-            <w:r>
-              <w:rPr>
-                <w:rFonts w:ascii="Times New Roman" w:eastAsia="Times New Roman" w:hAnsi="Times New Roman" w:cs="Times New Roman"/>
-                <w:color w:val="1A1A1A"/>
-                <w:sz w:val="19"/>
-              </w:rPr>
-              <w:t>Comments</w:t>
-            </w:r>
-            <w:r>
-              <w:rPr>
-                <w:rFonts w:ascii="Times New Roman" w:eastAsia="Times New Roman" w:hAnsi="Times New Roman" w:cs="Times New Roman"/>
-                <w:color w:val="1A1A1A"/>
-                <w:sz w:val="20"/>
-              </w:rPr>
-              <w:t xml:space="preserve"> </w:t>
-            </w:r>
-          </w:p>
-        </w:tc>
-        <w:tc>
-          <w:tcPr>
-            <w:tcW w:w="7147" w:type="dxa"/>
-            <w:tcBorders>
-              <w:top w:val="single" w:sz="2" w:space="0" w:color="AAB6D0"/>
-              <w:left w:val="single" w:sz="2" w:space="0" w:color="AAB6D0"/>
-              <w:bottom w:val="single" w:sz="2" w:space="0" w:color="AAB6D0"/>
-              <w:right w:val="single" w:sz="4" w:space="0" w:color="2E4A7D"/>
-            </w:tcBorders>
-            <w:vAlign w:val="center"/>
-          </w:tcPr>
-          <w:p>
-            <w:pPr>
-              <w:spacing w:after="0"/>
               <w:ind w:left="4"/>
             </w:pPr>
             <w:r>
@@ -7232,9 +6873,6 @@
             <w:vAlign w:val="center"/>
           </w:tcPr>
           <w:p>
-            <w:pPr>
-              <w:spacing w:after="0"/>
-            </w:pPr>
             <w:r>
               <w:rPr>
                 <w:rFonts w:ascii="Times New Roman" w:eastAsia="Times New Roman" w:hAnsi="Times New Roman" w:cs="Times New Roman"/>
@@ -7266,7 +6904,6 @@
           </w:tcPr>
           <w:p>
             <w:pPr>
-              <w:spacing w:after="0"/>
               <w:ind w:left="4"/>
             </w:pPr>
             <w:r>
@@ -7307,6 +6944,7 @@
           <w:color w:val="666666"/>
           <w:sz w:val="20"/>
         </w:rPr>
+        <w:lastRenderedPageBreak/>
         <w:t>End of Project Proposal</w:t>
       </w:r>
       <w:r>
@@ -7652,43 +7290,7 @@
         <w:color w:val="888888"/>
         <w:sz w:val="17"/>
       </w:rPr>
-      <w:t xml:space="preserve">AL-2002 Artificial Intelligence </w:t>
-    </w:r>
-    <w:proofErr w:type="gramStart"/>
-    <w:r>
-      <w:rPr>
-        <w:rFonts w:ascii="Times New Roman" w:eastAsia="Times New Roman" w:hAnsi="Times New Roman" w:cs="Times New Roman"/>
-        <w:color w:val="888888"/>
-        <w:sz w:val="17"/>
-      </w:rPr>
-      <w:t>Lab  ·</w:t>
-    </w:r>
-    <w:proofErr w:type="gramEnd"/>
-    <w:r>
-      <w:rPr>
-        <w:rFonts w:ascii="Times New Roman" w:eastAsia="Times New Roman" w:hAnsi="Times New Roman" w:cs="Times New Roman"/>
-        <w:color w:val="888888"/>
-        <w:sz w:val="17"/>
-      </w:rPr>
-      <w:t xml:space="preserve">  Project </w:t>
-    </w:r>
-    <w:proofErr w:type="gramStart"/>
-    <w:r>
-      <w:rPr>
-        <w:rFonts w:ascii="Times New Roman" w:eastAsia="Times New Roman" w:hAnsi="Times New Roman" w:cs="Times New Roman"/>
-        <w:color w:val="888888"/>
-        <w:sz w:val="17"/>
-      </w:rPr>
-      <w:t>Proposal  ·</w:t>
-    </w:r>
-    <w:proofErr w:type="gramEnd"/>
-    <w:r>
-      <w:rPr>
-        <w:rFonts w:ascii="Times New Roman" w:eastAsia="Times New Roman" w:hAnsi="Times New Roman" w:cs="Times New Roman"/>
-        <w:color w:val="888888"/>
-        <w:sz w:val="17"/>
-      </w:rPr>
-      <w:t xml:space="preserve">  Fall 2026</w:t>
+      <w:t>AL-2002 Artificial Intelligence Lab  ·  Project Proposal  ·  Fall 2026</w:t>
     </w:r>
     <w:r>
       <w:rPr>
@@ -7716,43 +7318,7 @@
         <w:color w:val="888888"/>
         <w:sz w:val="17"/>
       </w:rPr>
-      <w:t xml:space="preserve">AL-2002 Artificial Intelligence </w:t>
-    </w:r>
-    <w:proofErr w:type="gramStart"/>
-    <w:r>
-      <w:rPr>
-        <w:rFonts w:ascii="Times New Roman" w:eastAsia="Times New Roman" w:hAnsi="Times New Roman" w:cs="Times New Roman"/>
-        <w:color w:val="888888"/>
-        <w:sz w:val="17"/>
-      </w:rPr>
-      <w:t>Lab  ·</w:t>
-    </w:r>
-    <w:proofErr w:type="gramEnd"/>
-    <w:r>
-      <w:rPr>
-        <w:rFonts w:ascii="Times New Roman" w:eastAsia="Times New Roman" w:hAnsi="Times New Roman" w:cs="Times New Roman"/>
-        <w:color w:val="888888"/>
-        <w:sz w:val="17"/>
-      </w:rPr>
-      <w:t xml:space="preserve">  Project </w:t>
-    </w:r>
-    <w:proofErr w:type="gramStart"/>
-    <w:r>
-      <w:rPr>
-        <w:rFonts w:ascii="Times New Roman" w:eastAsia="Times New Roman" w:hAnsi="Times New Roman" w:cs="Times New Roman"/>
-        <w:color w:val="888888"/>
-        <w:sz w:val="17"/>
-      </w:rPr>
-      <w:t>Proposal  ·</w:t>
-    </w:r>
-    <w:proofErr w:type="gramEnd"/>
-    <w:r>
-      <w:rPr>
-        <w:rFonts w:ascii="Times New Roman" w:eastAsia="Times New Roman" w:hAnsi="Times New Roman" w:cs="Times New Roman"/>
-        <w:color w:val="888888"/>
-        <w:sz w:val="17"/>
-      </w:rPr>
-      <w:t xml:space="preserve">  Fall 2026</w:t>
+      <w:t>AL-2002 Artificial Intelligence Lab  ·  Project Proposal  ·  Fall 2026</w:t>
     </w:r>
     <w:r>
       <w:rPr>
@@ -7780,43 +7346,7 @@
         <w:color w:val="888888"/>
         <w:sz w:val="17"/>
       </w:rPr>
-      <w:t xml:space="preserve">AL-2002 Artificial Intelligence </w:t>
-    </w:r>
-    <w:proofErr w:type="gramStart"/>
-    <w:r>
-      <w:rPr>
-        <w:rFonts w:ascii="Times New Roman" w:eastAsia="Times New Roman" w:hAnsi="Times New Roman" w:cs="Times New Roman"/>
-        <w:color w:val="888888"/>
-        <w:sz w:val="17"/>
-      </w:rPr>
-      <w:t>Lab  ·</w:t>
-    </w:r>
-    <w:proofErr w:type="gramEnd"/>
-    <w:r>
-      <w:rPr>
-        <w:rFonts w:ascii="Times New Roman" w:eastAsia="Times New Roman" w:hAnsi="Times New Roman" w:cs="Times New Roman"/>
-        <w:color w:val="888888"/>
-        <w:sz w:val="17"/>
-      </w:rPr>
-      <w:t xml:space="preserve">  Project </w:t>
-    </w:r>
-    <w:proofErr w:type="gramStart"/>
-    <w:r>
-      <w:rPr>
-        <w:rFonts w:ascii="Times New Roman" w:eastAsia="Times New Roman" w:hAnsi="Times New Roman" w:cs="Times New Roman"/>
-        <w:color w:val="888888"/>
-        <w:sz w:val="17"/>
-      </w:rPr>
-      <w:t>Proposal  ·</w:t>
-    </w:r>
-    <w:proofErr w:type="gramEnd"/>
-    <w:r>
-      <w:rPr>
-        <w:rFonts w:ascii="Times New Roman" w:eastAsia="Times New Roman" w:hAnsi="Times New Roman" w:cs="Times New Roman"/>
-        <w:color w:val="888888"/>
-        <w:sz w:val="17"/>
-      </w:rPr>
-      <w:t xml:space="preserve">  Fall 2026</w:t>
+      <w:t>AL-2002 Artificial Intelligence Lab  ·  Project Proposal  ·  Fall 2026</w:t>
     </w:r>
     <w:r>
       <w:rPr>
